--- a/products-storage/11-bankrotstvo-genpodryadchika/05-perechen-paketa-dlya-zayavleniya-trebovaniya.docx
+++ b/products-storage/11-bankrotstvo-genpodryadchika/05-perechen-paketa-dlya-zayavleniya-trebovaniya.docx
@@ -541,7 +541,59 @@
           <w:sz w:val="24"/>
           <w:szCs w:val="24"/>
         </w:rPr>
-        <w:t xml:space="preserve">Срок заявления требования числом в этом комплекте не назван намеренно. Он зависит от процедуры (наблюдение — ст. 71, внешнее управление — ст. 100, конкурсное производство — ст. 142 Закона о банкротстве), считается от даты публикации сведений и меняется вместе с редакцией закона. Скачанный файл не обновляется — поэтому срок вы проверяете сами: по действующей редакции названной статьи и по дате публикации в ЕФРСБ, на дату подачи.</w:t>
+        <w:t xml:space="preserve">Срок заявления требования числом в этом комплекте не назван намеренно: он зависит от процедуры, считается от даты публикации сведений и меняется вместе с редакцией закона, а скачанный файл не обновляется. Величину вы смотрите сами — в действующей редакции названной ниже статьи, на дату подачи.</w:t>
+      </w:r>
+    </w:p>
+    <w:p>
+      <w:pPr>
+        <w:spacing w:after="120" w:line="276"/>
+      </w:pPr>
+      <w:r>
+        <w:rPr>
+          <w:rFonts w:ascii="Times New Roman" w:cs="Times New Roman" w:eastAsia="Times New Roman" w:hAnsi="Times New Roman"/>
+          <w:sz w:val="24"/>
+          <w:szCs w:val="24"/>
+        </w:rPr>
+        <w:t xml:space="preserve">Наблюдение — пункт 1 статьи 71 Закона о банкротстве. Обратите внимание, для чего этот срок установлен: для целей участия в первом собрании кредиторов. Требования, предъявленные позже, по пункту 7 той же статьи рассматриваются судом после введения следующей за наблюдением процедуры. То есть пропуск этого срока стоит участия в первом собрании — но не самого требования.</w:t>
+      </w:r>
+    </w:p>
+    <w:p>
+      <w:pPr>
+        <w:spacing w:after="120" w:line="276"/>
+      </w:pPr>
+      <w:r>
+        <w:rPr>
+          <w:rFonts w:ascii="Times New Roman" w:cs="Times New Roman" w:eastAsia="Times New Roman" w:hAnsi="Times New Roman"/>
+          <w:sz w:val="24"/>
+          <w:szCs w:val="24"/>
+        </w:rPr>
+        <w:t xml:space="preserve">Конкурсное производство — пункт 1 статьи 142. По истечении этого срока реестр закрывается, и заявленное после закрытия удовлетворяется за счёт имущества, оставшегося после расчётов с включёнными в реестр (пункт 4 той же статьи). Здесь пропуск стоит дорого, и здесь он и означает то, чего обычно боятся.</w:t>
+      </w:r>
+    </w:p>
+    <w:p>
+      <w:pPr>
+        <w:spacing w:after="120" w:line="276"/>
+      </w:pPr>
+      <w:r>
+        <w:rPr>
+          <w:rFonts w:ascii="Times New Roman" w:cs="Times New Roman" w:eastAsia="Times New Roman" w:hAnsi="Times New Roman"/>
+          <w:sz w:val="24"/>
+          <w:szCs w:val="24"/>
+        </w:rPr>
+        <w:t xml:space="preserve">Внешнее управление — статья 100, и срока в ней нет: пункт 1 говорит, что кредиторы вправе предъявить требования в любой момент в ходе внешнего управления. Не ищите в этой статье величину — её там не должно быть, и её отсутствие не означает, что тянуть безопасно.</w:t>
+      </w:r>
+    </w:p>
+    <w:p>
+      <w:pPr>
+        <w:spacing w:after="120" w:line="276"/>
+      </w:pPr>
+      <w:r>
+        <w:rPr>
+          <w:rFonts w:ascii="Times New Roman" w:cs="Times New Roman" w:eastAsia="Times New Roman" w:hAnsi="Times New Roman"/>
+          <w:sz w:val="24"/>
+          <w:szCs w:val="24"/>
+        </w:rPr>
+        <w:t xml:space="preserve">От какой публикации считать. Сведения включаются в ЕФРСБ и опубликовываются в официальном издании (статья 28), и даты этих двух действий совпадают не всегда. Срок идёт от даты опубликования в официальном издании — её и берите за точку отсчёта. Дату сообщения в ЕФРСБ выписывайте тоже, но для другого: там сведения появляются обычно раньше, и по этой дате видно, сколько времени вы уже потеряли.</w:t>
       </w:r>
     </w:p>
     <w:p>
